--- a/Steve_Ngai_CV_Resume.docx
+++ b/Steve_Ngai_CV_Resume.docx
@@ -27,7 +27,23 @@
           <w:color w:val="336699"/>
           <w:sz w:val="24"/>
         </w:rPr>
-        <w:t>Senior Full-Stack .NET</w:t>
+        <w:t>Senior</w:t>
+      </w:r>
+      <w:r>
+        <w:rPr>
+          <w:b/>
+          <w:color w:val="336699"/>
+          <w:sz w:val="24"/>
+        </w:rPr>
+        <w:t xml:space="preserve"> </w:t>
+      </w:r>
+      <w:r>
+        <w:rPr>
+          <w:b/>
+          <w:color w:val="336699"/>
+          <w:sz w:val="24"/>
+        </w:rPr>
+        <w:t>.NET</w:t>
       </w:r>
       <w:r>
         <w:rPr>
@@ -48,23 +64,14 @@
           <w:color w:val="666666"/>
           <w:sz w:val="19"/>
         </w:rPr>
-        <w:t xml:space="preserve">Kuala Lumpur, </w:t>
+        <w:t xml:space="preserve">Kuala Lumpur, Malaysia  |  (+60) 16-366-6533 </w:t>
       </w:r>
-      <w:proofErr w:type="gramStart"/>
       <w:r>
         <w:rPr>
           <w:color w:val="666666"/>
           <w:sz w:val="19"/>
         </w:rPr>
-        <w:t>Malaysia  |</w:t>
-      </w:r>
-      <w:proofErr w:type="gramEnd"/>
-      <w:r>
-        <w:rPr>
-          <w:color w:val="666666"/>
-          <w:sz w:val="19"/>
-        </w:rPr>
-        <w:t xml:space="preserve">  (+60) 16-366-6533 </w:t>
+        <w:t>| career4steve@gmail.com</w:t>
       </w:r>
     </w:p>
     <w:p>
@@ -97,7 +104,14 @@
           <w:b/>
           <w:bCs/>
         </w:rPr>
-        <w:t>Full-Stack .NET Software Engineer with over 5+ years of experience building enterprise applications using C#, .NET, and Azure. Proven track record of delivering mission-critical solutions across banking, media, and digital services. Passionate about driving engineering excellence through innovation, process improvement, and cloud technologies. Led enterprise AI proof-of-concepts and modernization initiatives.</w:t>
+        <w:t>Senior</w:t>
+      </w:r>
+      <w:r>
+        <w:rPr>
+          <w:b/>
+          <w:bCs/>
+        </w:rPr>
+        <w:t xml:space="preserve"> .NET Software Engineer with over 5+ years of experience building enterprise applications using C#, .NET, and Azure. Proven track record of delivering mission-critical solutions across banking, media, and digital services. Passionate about driving engineering excellence through innovation, process improvement, and cloud technologies. Led enterprise AI proof-of-concepts and modernization initiatives.</w:t>
       </w:r>
     </w:p>
     <w:p>
@@ -179,7 +193,7 @@
               <w:rPr>
                 <w:sz w:val="19"/>
               </w:rPr>
-              <w:t>C# (.NET 10 / .NET 8 / .NET Framework 4.8), ASP.NET Core, Web API, Entity Framework Core, Razor Pages, Python, JavaScript, TypeScript, Vue.js, Blazor</w:t>
+              <w:t>C# (.NET 10 / .NET 8 / .NET Framework 4.8), ASP.NET Core, Web API, Entity Framework Core, Razor Pages, Python, JavaScript, Vue.js, Blazor</w:t>
             </w:r>
           </w:p>
         </w:tc>
@@ -232,7 +246,7 @@
               <w:rPr>
                 <w:sz w:val="19"/>
               </w:rPr>
-              <w:t>Azure (App Services, Container Apps, Functions, Key Vault, Service Bus, AKS), GitHub Actions, Azure DevOps CI/CD, Docker, Kubernetes, Terraform, SonarQube</w:t>
+              <w:t>Azure (App Services, Container Apps, Functions, Key Vault, Service Bus, AKS), GitHub Actions, Azure DevOps CI/CD, Docker, Kubernetes, SonarQube</w:t>
             </w:r>
           </w:p>
         </w:tc>
@@ -336,7 +350,7 @@
               <w:rPr>
                 <w:sz w:val="19"/>
               </w:rPr>
-              <w:t>SQL Server, PostgreSQL, MySQL, Redis, MongoDB, Elasticsearch, Azure Service Bus, Hangfire, RabbitMQ</w:t>
+              <w:t>SQL Server, PostgreSQL, MySQL, Elasticsearch, Azure Service Bus, Hangfire</w:t>
             </w:r>
           </w:p>
         </w:tc>
@@ -387,7 +401,25 @@
               <w:rPr>
                 <w:sz w:val="19"/>
               </w:rPr>
-              <w:t>Clean Architecture, Microservices, RESTful APIs, IDOR Remediation, Secure Masking Policies, SOLID, DRY, Design Patterns (Factory, Strategy, Repository)</w:t>
+              <w:t>Clean Architecture,</w:t>
+            </w:r>
+            <w:r>
+              <w:rPr>
+                <w:sz w:val="19"/>
+              </w:rPr>
+              <w:t xml:space="preserve"> Vertical slice architecture,</w:t>
+            </w:r>
+            <w:r>
+              <w:rPr>
+                <w:sz w:val="19"/>
+              </w:rPr>
+              <w:t xml:space="preserve"> Microservices, RESTful APIs, SOLID, DRY, Design Patterns (Factory, Strategy, Repository)</w:t>
+            </w:r>
+            <w:r>
+              <w:rPr>
+                <w:sz w:val="19"/>
+              </w:rPr>
+              <w:t>, JWT</w:t>
             </w:r>
           </w:p>
         </w:tc>
@@ -426,7 +458,7 @@
           <w:color w:val="1B365D"/>
           <w:sz w:val="22"/>
         </w:rPr>
-        <w:t>Senior Microsoft .NET Developer / Software Engineer</w:t>
+        <w:t>Senior</w:t>
       </w:r>
       <w:r>
         <w:rPr>
@@ -434,155 +466,7 @@
           <w:color w:val="1B365D"/>
           <w:sz w:val="22"/>
         </w:rPr>
-        <w:br/>
-      </w:r>
-      <w:r>
-        <w:rPr>
-          <w:b/>
-          <w:color w:val="336699"/>
-        </w:rPr>
-        <w:t>Arvato Systems Malaysia (MNC) | Nov 2023 – Present</w:t>
-      </w:r>
-    </w:p>
-    <w:p>
-      <w:pPr>
-        <w:spacing w:after="80"/>
-      </w:pPr>
-      <w:r>
-        <w:t>Arvato Systems provides global enterprise IT solutions for digital transformation across media, retail, and healthcare. Responsible for full lifecycle development, cloud application architecture, CI/CD pipeline modernization, and driving AI integration.</w:t>
-      </w:r>
-    </w:p>
-    <w:p>
-      <w:pPr>
-        <w:keepNext/>
-        <w:spacing w:before="200" w:after="40"/>
-      </w:pPr>
-      <w:r>
-        <w:rPr>
-          <w:b/>
-          <w:color w:val="336699"/>
-          <w:sz w:val="22"/>
-        </w:rPr>
-        <w:t>Key Enterprise Accomplishments &amp; Solutions Delivered:</w:t>
-      </w:r>
-    </w:p>
-    <w:p>
-      <w:pPr>
-        <w:pStyle w:val="ListBullet"/>
-        <w:spacing w:after="60"/>
-      </w:pPr>
-      <w:r>
-        <w:rPr>
-          <w:b/>
-        </w:rPr>
-        <w:t xml:space="preserve">Multimodal AI Archival Platform (2026): </w:t>
-      </w:r>
-      <w:r>
-        <w:t>Architected a proof-of-concept AI archival intelligence platform implementing RAG architecture with Azure AI Search, Azure OpenAI, Whisper, Document Intelligence, OCR, and Video Indexer to enrich, index, and classify multimodal enterprise content.</w:t>
-      </w:r>
-    </w:p>
-    <w:p>
-      <w:pPr>
-        <w:pStyle w:val="ListBullet"/>
-        <w:spacing w:after="60"/>
-      </w:pPr>
-      <w:r>
-        <w:rPr>
-          <w:b/>
-        </w:rPr>
-        <w:t xml:space="preserve">MLOps &amp; Storage Forecasting System (2025): </w:t>
-      </w:r>
-      <w:r>
-        <w:t>Developed a forecasting system utilizing archive metadata to predict storage savings. Built MLOps workflows with MLflow for local tracking/versioning and Azure ML Studio for production retraining, monitoring, and Streamlit dashboard analytics.</w:t>
-      </w:r>
-    </w:p>
-    <w:p>
-      <w:pPr>
-        <w:pStyle w:val="ListBullet"/>
-        <w:spacing w:after="60"/>
-      </w:pPr>
-      <w:r>
-        <w:rPr>
-          <w:b/>
-        </w:rPr>
-        <w:t xml:space="preserve">50% CI/CD Optimization &amp; Pipeline Migration: </w:t>
-      </w:r>
-      <w:r>
-        <w:t xml:space="preserve">Migrated 10+ end-to-end CI/CD workflows from Azure DevOps to GitHub Actions across .NET Core, ReactJS, Azure Web Apps, and Functions, reducing overall </w:t>
-      </w:r>
-      <w:r>
-        <w:lastRenderedPageBreak/>
-        <w:t>pipeline execution time by 50%. Built a custom Environment Comparison Dashboard to automate variable exports across projects.</w:t>
-      </w:r>
-    </w:p>
-    <w:p>
-      <w:pPr>
-        <w:pStyle w:val="ListBullet"/>
-        <w:spacing w:after="60"/>
-      </w:pPr>
-      <w:r>
-        <w:rPr>
-          <w:b/>
-        </w:rPr>
-        <w:t xml:space="preserve">Enterprise Application Security Refactoring: </w:t>
-      </w:r>
-      <w:r>
-        <w:t>Centralized authorization logic into a unified security service, remediating critical IDOR vulnerabilities. Implemented automated secure data-masking policies (PII/GUIDs) in logger configurations to achieve strict privacy compliance without compromising debugging.</w:t>
-      </w:r>
-    </w:p>
-    <w:p>
-      <w:pPr>
-        <w:pStyle w:val="ListBullet"/>
-        <w:spacing w:after="60"/>
-      </w:pPr>
-      <w:r>
-        <w:rPr>
-          <w:b/>
-        </w:rPr>
-        <w:t xml:space="preserve">DevOps Intelligence Hub (2026): </w:t>
-      </w:r>
-      <w:r>
-        <w:t>Built a self-hosted dashboard integrating GitHub REST APIs for real-time CI/CD visibility, workflow health monitoring, branch propagation drift analysis, and automated stale branch cleanup.</w:t>
-      </w:r>
-    </w:p>
-    <w:p>
-      <w:pPr>
-        <w:pStyle w:val="ListBullet"/>
-        <w:spacing w:after="60"/>
-      </w:pPr>
-      <w:r>
-        <w:rPr>
-          <w:b/>
-        </w:rPr>
-        <w:t xml:space="preserve">AI Champion &amp; Leadership: </w:t>
-      </w:r>
-      <w:r>
-        <w:t>Appointed as Business Unit AI Champion; organized weekly GitHub Copilot adoption sessions for 16 engineers and led a 10-month initiative developing an AI-powered employee onboarding platform.</w:t>
-      </w:r>
-    </w:p>
-    <w:p>
-      <w:pPr>
-        <w:keepNext/>
-        <w:spacing w:before="160" w:after="40"/>
-        <w:rPr>
-          <w:b/>
-          <w:color w:val="1B365D"/>
-          <w:sz w:val="22"/>
-        </w:rPr>
-      </w:pPr>
-    </w:p>
-    <w:p>
-      <w:pPr>
-        <w:keepNext/>
-        <w:spacing w:before="160" w:after="40"/>
-      </w:pPr>
-      <w:r>
-        <w:rPr>
-          <w:b/>
-          <w:color w:val="1B365D"/>
-          <w:sz w:val="22"/>
-        </w:rPr>
-        <w:t>Software Engineer / Application Developer</w:t>
+        <w:t xml:space="preserve"> </w:t>
       </w:r>
       <w:r>
         <w:rPr>
@@ -590,180 +474,7 @@
           <w:color w:val="1B365D"/>
           <w:sz w:val="22"/>
         </w:rPr>
-        <w:br/>
-      </w:r>
-      <w:r>
-        <w:rPr>
-          <w:b/>
-          <w:color w:val="336699"/>
-        </w:rPr>
-        <w:t>Affin Hwang Investment Bank</w:t>
-      </w:r>
-    </w:p>
-    <w:p>
-      <w:pPr>
-        <w:pStyle w:val="ListBullet"/>
-        <w:spacing w:after="60"/>
-      </w:pPr>
-      <w:r>
-        <w:rPr>
-          <w:b/>
-        </w:rPr>
-        <w:t xml:space="preserve">Core Application Engineering: </w:t>
-      </w:r>
-      <w:r>
-        <w:t>Designed, developed, and maintained core C#.NET application modules for investment banking and trading operational systems.</w:t>
-      </w:r>
-    </w:p>
-    <w:p>
-      <w:pPr>
-        <w:pStyle w:val="ListBullet"/>
-        <w:spacing w:after="60"/>
-      </w:pPr>
-      <w:r>
-        <w:rPr>
-          <w:b/>
-        </w:rPr>
-        <w:t xml:space="preserve">Database &amp; SQL Optimization: </w:t>
-      </w:r>
-      <w:r>
-        <w:t>Executed database schema optimizations and written efficient SQL Server queries, stored procedures, and data access layers.</w:t>
-      </w:r>
-    </w:p>
-    <w:p>
-      <w:pPr>
-        <w:pStyle w:val="ListBullet"/>
-        <w:spacing w:after="60"/>
-      </w:pPr>
-      <w:r>
-        <w:rPr>
-          <w:b/>
-        </w:rPr>
-        <w:t xml:space="preserve">System Security &amp; Compliance: </w:t>
-      </w:r>
-      <w:r>
-        <w:t>Collaborated with cross-functional technical teams to deliver secure, highly compliant, and performant financial software solutions.</w:t>
-      </w:r>
-    </w:p>
-    <w:p>
-      <w:pPr>
-        <w:pStyle w:val="ListBullet"/>
-        <w:numPr>
-          <w:ilvl w:val="0"/>
-          <w:numId w:val="0"/>
-        </w:numPr>
-        <w:spacing w:after="60"/>
-        <w:ind w:left="360"/>
-      </w:pPr>
-    </w:p>
-    <w:p>
-      <w:pPr>
-        <w:keepNext/>
-        <w:spacing w:before="160" w:after="40"/>
-      </w:pPr>
-      <w:r>
-        <w:rPr>
-          <w:b/>
-          <w:color w:val="1B365D"/>
-          <w:sz w:val="22"/>
-        </w:rPr>
-        <w:t>Software Engineer &amp; Technical Instructor</w:t>
-      </w:r>
-      <w:r>
-        <w:rPr>
-          <w:b/>
-          <w:color w:val="1B365D"/>
-          <w:sz w:val="22"/>
-        </w:rPr>
-        <w:br/>
-      </w:r>
-      <w:r>
-        <w:rPr>
-          <w:b/>
-          <w:color w:val="336699"/>
-        </w:rPr>
-        <w:t>Eduvo Sdn Bhd</w:t>
-      </w:r>
-    </w:p>
-    <w:p>
-      <w:pPr>
-        <w:pStyle w:val="ListBullet"/>
-        <w:spacing w:after="60"/>
-      </w:pPr>
-      <w:r>
-        <w:rPr>
-          <w:b/>
-        </w:rPr>
-        <w:t xml:space="preserve">Full-Stack Software Development: </w:t>
-      </w:r>
-      <w:r>
-        <w:t>Architected full-stack enterprise web applications using Microsoft .NET Framework, C#, and SQL Server for commercial clients.</w:t>
-      </w:r>
-    </w:p>
-    <w:p>
-      <w:pPr>
-        <w:pStyle w:val="ListBullet"/>
-        <w:spacing w:after="60"/>
-      </w:pPr>
-      <w:r>
-        <w:rPr>
-          <w:b/>
-        </w:rPr>
-        <w:t xml:space="preserve">Technical Curriculum &amp; Training: </w:t>
-      </w:r>
-      <w:r>
-        <w:t>Mentored and trained student software engineers in Object-Oriented Programming (OOP), C#, database design, and software engineering best practices.</w:t>
-      </w:r>
-    </w:p>
-    <w:p>
-      <w:pPr>
-        <w:pStyle w:val="ListBullet"/>
-        <w:spacing w:after="60"/>
-      </w:pPr>
-      <w:r>
-        <w:rPr>
-          <w:b/>
-        </w:rPr>
-        <w:t xml:space="preserve">Mentorship &amp; Leadership: </w:t>
-      </w:r>
-      <w:r>
-        <w:t>Led hands-on coding workshops and supervised capstone development projects.</w:t>
-      </w:r>
-    </w:p>
-    <w:p>
-      <w:pPr>
-        <w:pStyle w:val="ListBullet"/>
-        <w:numPr>
-          <w:ilvl w:val="0"/>
-          <w:numId w:val="0"/>
-        </w:numPr>
-        <w:spacing w:after="60"/>
-        <w:ind w:left="360"/>
-      </w:pPr>
-    </w:p>
-    <w:p>
-      <w:pPr>
-        <w:keepNext/>
-        <w:spacing w:before="160" w:after="40"/>
-        <w:rPr>
-          <w:b/>
-          <w:color w:val="1B365D"/>
-          <w:sz w:val="22"/>
-        </w:rPr>
-      </w:pPr>
-    </w:p>
-    <w:p>
-      <w:pPr>
-        <w:keepNext/>
-        <w:spacing w:before="160" w:after="40"/>
-      </w:pPr>
-      <w:r>
-        <w:rPr>
-          <w:b/>
-          <w:color w:val="1B365D"/>
-          <w:sz w:val="22"/>
-        </w:rPr>
-        <w:t>Quality Control (QC) Manager</w:t>
+        <w:t>.NET Developer</w:t>
       </w:r>
       <w:r>
         <w:rPr>
@@ -786,7 +497,683 @@
           <w:b/>
           <w:color w:val="336699"/>
         </w:rPr>
-        <w:t>GHL Systems Berhad</w:t>
+        <w:t>Arvato Systems Malaysia (MNC) | Nov 2023 – Present</w:t>
+      </w:r>
+    </w:p>
+    <w:p>
+      <w:pPr>
+        <w:keepNext/>
+        <w:spacing w:before="200" w:after="40"/>
+        <w:rPr>
+          <w:b/>
+          <w:color w:val="336699"/>
+          <w:sz w:val="22"/>
+        </w:rPr>
+      </w:pPr>
+      <w:r>
+        <w:rPr>
+          <w:b/>
+          <w:color w:val="336699"/>
+          <w:sz w:val="22"/>
+        </w:rPr>
+        <w:t xml:space="preserve">Key </w:t>
+      </w:r>
+      <w:r>
+        <w:rPr>
+          <w:b/>
+          <w:color w:val="336699"/>
+          <w:sz w:val="22"/>
+        </w:rPr>
+        <w:t>Responsibilities</w:t>
+      </w:r>
+      <w:r>
+        <w:rPr>
+          <w:b/>
+          <w:color w:val="336699"/>
+          <w:sz w:val="22"/>
+        </w:rPr>
+        <w:t>:</w:t>
+      </w:r>
+    </w:p>
+    <w:p>
+      <w:pPr>
+        <w:pStyle w:val="ListBullet"/>
+        <w:spacing w:after="60"/>
+      </w:pPr>
+      <w:r>
+        <w:t>Contribute to the full software development lifecycle, including requirements analysis, feature design and implementation, code reviews, automated testing, debugging, performance optimization, and production support.</w:t>
+      </w:r>
+    </w:p>
+    <w:p>
+      <w:pPr>
+        <w:pStyle w:val="ListBullet"/>
+        <w:spacing w:after="60"/>
+      </w:pPr>
+      <w:r>
+        <w:t>Develop and maintain enterprise applications using C#, .NET, ASP.NET Core, Azure, SQL Server, and SharePoint, delivering scalable and maintainable solutions.</w:t>
+      </w:r>
+    </w:p>
+    <w:p>
+      <w:pPr>
+        <w:pStyle w:val="ListBullet"/>
+        <w:spacing w:after="60"/>
+      </w:pPr>
+      <w:r>
+        <w:t>Collaborate with cross-functional teams in an Agile Scrum environment, participating in sprint planning, daily stand-ups, reviews, and retrospectives while producing technical documentation such as database schemas, sequence diagrams, and system flow diagrams.</w:t>
+      </w:r>
+    </w:p>
+    <w:p>
+      <w:pPr>
+        <w:keepNext/>
+        <w:spacing w:before="200" w:after="40"/>
+        <w:rPr>
+          <w:b/>
+          <w:color w:val="336699"/>
+          <w:sz w:val="22"/>
+        </w:rPr>
+      </w:pPr>
+    </w:p>
+    <w:p>
+      <w:pPr>
+        <w:keepNext/>
+        <w:spacing w:before="200" w:after="40"/>
+      </w:pPr>
+    </w:p>
+    <w:p>
+      <w:pPr>
+        <w:rPr>
+          <w:b/>
+          <w:bCs/>
+          <w:color w:val="336699"/>
+          <w:sz w:val="22"/>
+          <w:lang w:val="en-MY"/>
+        </w:rPr>
+      </w:pPr>
+      <w:r>
+        <w:rPr>
+          <w:b/>
+          <w:bCs/>
+          <w:color w:val="336699"/>
+          <w:sz w:val="22"/>
+          <w:lang w:val="en-MY"/>
+        </w:rPr>
+        <w:br w:type="page"/>
+      </w:r>
+    </w:p>
+    <w:p>
+      <w:pPr>
+        <w:spacing w:before="200" w:after="40"/>
+        <w:rPr>
+          <w:b/>
+          <w:bCs/>
+          <w:color w:val="336699"/>
+          <w:sz w:val="22"/>
+          <w:lang w:val="en-MY"/>
+        </w:rPr>
+      </w:pPr>
+      <w:r>
+        <w:rPr>
+          <w:b/>
+          <w:bCs/>
+          <w:color w:val="336699"/>
+          <w:sz w:val="22"/>
+          <w:lang w:val="en-MY"/>
+        </w:rPr>
+        <w:lastRenderedPageBreak/>
+        <w:t>Key Initiatives, Innovation &amp; Deliverables</w:t>
+      </w:r>
+    </w:p>
+    <w:p>
+      <w:pPr>
+        <w:pStyle w:val="ListBullet"/>
+        <w:spacing w:after="60"/>
+        <w:rPr>
+          <w:lang w:val="en-MY"/>
+        </w:rPr>
+      </w:pPr>
+      <w:r>
+        <w:rPr>
+          <w:b/>
+          <w:bCs/>
+          <w:lang w:val="en-MY"/>
+        </w:rPr>
+        <w:t>AI Leadership &amp; Certification:</w:t>
+      </w:r>
+      <w:r>
+        <w:rPr>
+          <w:lang w:val="en-MY"/>
+        </w:rPr>
+        <w:t> Led a 5-member team to build an AI Onboarding Platform for 6 months. Appointed business unit AI Champion (2026). Drove team-wide AI adoption by engineering standardized github context instruction files, system rules, and agent skills to optimize Copilot accuracy and token efficiency. Shared weekly Copilot knowledge-sharing sessions for 16 engineers, monthly tech &amp; security talk. Competed in the Arvato Systems Malaysia: AI Hackathon 2024 and earned the Udacity AI Product Manager Nanodegree (2026).</w:t>
+      </w:r>
+    </w:p>
+    <w:p>
+      <w:pPr>
+        <w:pStyle w:val="ListBullet"/>
+        <w:spacing w:after="60"/>
+        <w:rPr>
+          <w:lang w:val="en-MY"/>
+        </w:rPr>
+      </w:pPr>
+      <w:r>
+        <w:rPr>
+          <w:b/>
+          <w:bCs/>
+          <w:lang w:val="en-MY"/>
+        </w:rPr>
+        <w:t>AI &amp; MLOps POCs:</w:t>
+      </w:r>
+      <w:r>
+        <w:rPr>
+          <w:lang w:val="en-MY"/>
+        </w:rPr>
+        <w:t> Developed a multimodal AI archival platform implementing RAG with Azure AI Search and Azure OpenAI using .NET 10 C# (2026), engineered an MLOps forecasting system tracking experiment drift via MLflow and Azure ML (2025), and architected and developed an AI Onboarding Platform using Blazor and and Vertical Slice Architecture (2026).</w:t>
+      </w:r>
+    </w:p>
+    <w:p>
+      <w:pPr>
+        <w:pStyle w:val="ListBullet"/>
+        <w:spacing w:after="60"/>
+        <w:rPr>
+          <w:lang w:val="en-MY"/>
+        </w:rPr>
+      </w:pPr>
+      <w:r>
+        <w:rPr>
+          <w:b/>
+          <w:bCs/>
+          <w:lang w:val="en-MY"/>
+        </w:rPr>
+        <w:t>Internal Tooling &amp; Observability:</w:t>
+      </w:r>
+      <w:r>
+        <w:rPr>
+          <w:lang w:val="en-MY"/>
+        </w:rPr>
+        <w:t> Designed and built a self-hosted DevOps intelligence dashboard integrating GitHub REST APIs for real-time CI/CD visibility and operational automation across multi-repository microservice environments, featuring workflow health monitoring, branch propagation drift analysis, bulk workflow orchestration, and stale branch cleanup tooling.</w:t>
+      </w:r>
+    </w:p>
+    <w:p>
+      <w:pPr>
+        <w:pStyle w:val="ListBullet"/>
+        <w:spacing w:after="60"/>
+        <w:rPr>
+          <w:lang w:val="en-MY"/>
+        </w:rPr>
+      </w:pPr>
+      <w:r>
+        <w:rPr>
+          <w:b/>
+          <w:bCs/>
+          <w:lang w:val="en-MY"/>
+        </w:rPr>
+        <w:t>CI/CD &amp; DevOps Automation:</w:t>
+      </w:r>
+      <w:r>
+        <w:rPr>
+          <w:lang w:val="en-MY"/>
+        </w:rPr>
+        <w:t> Reduced CI pipeline times by 66% via automated test-skipping and cut workflow execution times by 50% by migrating 10+ pipelines from Azure DevOps to GitHub Actions.</w:t>
+      </w:r>
+    </w:p>
+    <w:p>
+      <w:pPr>
+        <w:pStyle w:val="ListBullet"/>
+        <w:spacing w:after="60"/>
+        <w:rPr>
+          <w:lang w:val="en-MY"/>
+        </w:rPr>
+      </w:pPr>
+      <w:r>
+        <w:rPr>
+          <w:b/>
+          <w:bCs/>
+          <w:lang w:val="en-MY"/>
+        </w:rPr>
+        <w:t>Security &amp; Architecture:</w:t>
+      </w:r>
+      <w:r>
+        <w:rPr>
+          <w:lang w:val="en-MY"/>
+        </w:rPr>
+        <w:t> Refactored the core security layer to resolve critical IDOR vulnerabilities, introduced secure data-masking policies for logging compliance, and advocated for modern design patterns (Strategy/Factory) and unit testing standards to elevate overall code quality.</w:t>
+      </w:r>
+    </w:p>
+    <w:p>
+      <w:pPr>
+        <w:pStyle w:val="ListBullet"/>
+        <w:spacing w:after="60"/>
+        <w:rPr>
+          <w:lang w:val="en-MY"/>
+        </w:rPr>
+      </w:pPr>
+      <w:r>
+        <w:rPr>
+          <w:b/>
+          <w:bCs/>
+          <w:lang w:val="en-MY"/>
+        </w:rPr>
+        <w:t>Modernization &amp; Load Testing:</w:t>
+      </w:r>
+      <w:r>
+        <w:rPr>
+          <w:lang w:val="en-MY"/>
+        </w:rPr>
+        <w:t> Successfully migrated core enterprise applications from .NET 6 to .NET 8 and eliminated paid external testing tools (ie NBomber) by implementing a custom load testing engine using native Task parallelism, optimized HttpClient sockets, MSAL auth, and dynamic Bogus data streams for NotificationHub</w:t>
+      </w:r>
+      <w:r>
+        <w:rPr>
+          <w:lang w:val="en-MY"/>
+        </w:rPr>
+        <w:t>.</w:t>
+      </w:r>
+    </w:p>
+    <w:p>
+      <w:pPr>
+        <w:keepNext/>
+        <w:spacing w:before="160" w:after="40"/>
+        <w:rPr>
+          <w:b/>
+          <w:color w:val="1B365D"/>
+          <w:sz w:val="22"/>
+        </w:rPr>
+      </w:pPr>
+    </w:p>
+    <w:p>
+      <w:pPr>
+        <w:keepNext/>
+        <w:spacing w:before="160" w:after="40"/>
+        <w:rPr>
+          <w:b/>
+          <w:color w:val="336699"/>
+        </w:rPr>
+      </w:pPr>
+      <w:r>
+        <w:rPr>
+          <w:b/>
+          <w:color w:val="1B365D"/>
+          <w:sz w:val="22"/>
+        </w:rPr>
+        <w:t>Microsoft .Net Developer</w:t>
+      </w:r>
+      <w:r>
+        <w:rPr>
+          <w:b/>
+          <w:color w:val="1B365D"/>
+          <w:sz w:val="22"/>
+        </w:rPr>
+        <w:br/>
+      </w:r>
+      <w:r>
+        <w:rPr>
+          <w:b/>
+          <w:color w:val="336699"/>
+        </w:rPr>
+        <w:t>Quantum Storage Malaysia</w:t>
+      </w:r>
+      <w:r>
+        <w:rPr>
+          <w:b/>
+          <w:color w:val="336699"/>
+        </w:rPr>
+        <w:t xml:space="preserve"> | Aug 2022 – Nov 2023</w:t>
+      </w:r>
+    </w:p>
+    <w:p>
+      <w:pPr>
+        <w:spacing w:before="200" w:after="40"/>
+        <w:rPr>
+          <w:b/>
+          <w:bCs/>
+          <w:color w:val="336699"/>
+          <w:sz w:val="22"/>
+          <w:lang w:val="en-MY"/>
+        </w:rPr>
+      </w:pPr>
+      <w:r>
+        <w:rPr>
+          <w:b/>
+          <w:bCs/>
+          <w:color w:val="336699"/>
+          <w:sz w:val="22"/>
+          <w:lang w:val="en-MY"/>
+        </w:rPr>
+        <w:t>Key Initiatives, Innovation &amp; Deliverables</w:t>
+      </w:r>
+    </w:p>
+    <w:p>
+      <w:pPr>
+        <w:pStyle w:val="ListBullet"/>
+        <w:rPr>
+          <w:lang w:val="en-MY"/>
+        </w:rPr>
+      </w:pPr>
+      <w:r>
+        <w:rPr>
+          <w:lang w:val="en-MY"/>
+        </w:rPr>
+        <w:t xml:space="preserve">Automated </w:t>
+      </w:r>
+      <w:r>
+        <w:rPr>
+          <w:lang w:val="en-MY"/>
+        </w:rPr>
+        <w:t>Fulfilment</w:t>
+      </w:r>
+      <w:r>
+        <w:rPr>
+          <w:lang w:val="en-MY"/>
+        </w:rPr>
+        <w:t>: Developed a background microservice to reduce manual processing and improve operational efficiency.</w:t>
+      </w:r>
+    </w:p>
+    <w:p>
+      <w:pPr>
+        <w:pStyle w:val="ListBullet"/>
+        <w:rPr>
+          <w:lang w:val="en-MY"/>
+        </w:rPr>
+      </w:pPr>
+      <w:r>
+        <w:rPr>
+          <w:lang w:val="en-MY"/>
+        </w:rPr>
+        <w:t>IT Asset Management: Built a CMDB system to improve IT asset tracking and management.</w:t>
+      </w:r>
+    </w:p>
+    <w:p>
+      <w:pPr>
+        <w:pStyle w:val="ListBullet"/>
+        <w:rPr>
+          <w:lang w:val="en-MY"/>
+        </w:rPr>
+      </w:pPr>
+      <w:r>
+        <w:rPr>
+          <w:lang w:val="en-MY"/>
+        </w:rPr>
+        <w:t>Automated Testing: Introduced automated unit and integration testing to improve software quality and reliability.</w:t>
+      </w:r>
+    </w:p>
+    <w:p>
+      <w:pPr>
+        <w:pStyle w:val="ListBullet"/>
+        <w:rPr>
+          <w:lang w:val="en-MY"/>
+        </w:rPr>
+      </w:pPr>
+      <w:r>
+        <w:rPr>
+          <w:lang w:val="en-MY"/>
+        </w:rPr>
+        <w:t>ETL Modernization &amp; Cost Optimization: Developed a .NET 6 ETL service to migrate 40M records from MS Dataverse to SQL Server, reducing Azure costs by approximately $3,000/month.</w:t>
+      </w:r>
+    </w:p>
+    <w:p>
+      <w:pPr>
+        <w:pStyle w:val="ListBullet"/>
+        <w:rPr>
+          <w:lang w:val="en-MY"/>
+        </w:rPr>
+      </w:pPr>
+      <w:r>
+        <w:rPr>
+          <w:lang w:val="en-MY"/>
+        </w:rPr>
+        <w:t>Performance Optimization: Upgraded the ETL solution from .NET 6 to .NET 8, achieving 16% faster bulk operations (7.3M records) and 30% faster smaller transactions (630K records), with no additional infrastructure cost.</w:t>
+      </w:r>
+    </w:p>
+    <w:p>
+      <w:pPr>
+        <w:pStyle w:val="ListBullet"/>
+        <w:rPr>
+          <w:lang w:val="en-MY"/>
+        </w:rPr>
+      </w:pPr>
+      <w:r>
+        <w:rPr>
+          <w:lang w:val="en-MY"/>
+        </w:rPr>
+        <w:t>Process Automation: Built a static HTML email utility and Power Automate workflows to streamline internal processes and reduce repetitive manual tasks.</w:t>
+      </w:r>
+    </w:p>
+    <w:p>
+      <w:pPr>
+        <w:pStyle w:val="ListBullet"/>
+        <w:rPr>
+          <w:color w:val="336699"/>
+          <w:sz w:val="22"/>
+          <w:lang w:val="en-MY"/>
+        </w:rPr>
+      </w:pPr>
+      <w:r>
+        <w:rPr>
+          <w:lang w:val="en-MY"/>
+        </w:rPr>
+        <w:t>Technology Innovation: Researched and evaluated SonarQube for code quality and Dagster for data orchestration to identify opportunities for future engineering improvements.</w:t>
+      </w:r>
+    </w:p>
+    <w:p>
+      <w:pPr>
+        <w:rPr>
+          <w:b/>
+          <w:color w:val="1B365D"/>
+          <w:sz w:val="22"/>
+        </w:rPr>
+      </w:pPr>
+      <w:r>
+        <w:rPr>
+          <w:b/>
+          <w:color w:val="1B365D"/>
+          <w:sz w:val="22"/>
+        </w:rPr>
+        <w:br w:type="page"/>
+      </w:r>
+    </w:p>
+    <w:p>
+      <w:pPr>
+        <w:keepNext/>
+        <w:spacing w:before="160" w:after="40"/>
+      </w:pPr>
+      <w:r>
+        <w:rPr>
+          <w:b/>
+          <w:color w:val="1B365D"/>
+          <w:sz w:val="22"/>
+        </w:rPr>
+        <w:lastRenderedPageBreak/>
+        <w:t xml:space="preserve">Full </w:t>
+      </w:r>
+      <w:r>
+        <w:rPr>
+          <w:b/>
+          <w:color w:val="1B365D"/>
+          <w:sz w:val="22"/>
+        </w:rPr>
+        <w:t>Stack Software Engineer</w:t>
+      </w:r>
+      <w:r>
+        <w:rPr>
+          <w:b/>
+          <w:color w:val="1B365D"/>
+          <w:sz w:val="22"/>
+        </w:rPr>
+        <w:br/>
+      </w:r>
+      <w:r>
+        <w:rPr>
+          <w:b/>
+          <w:color w:val="336699"/>
+        </w:rPr>
+        <w:t>Affin Hwang Investment Bank</w:t>
+      </w:r>
+      <w:r>
+        <w:rPr>
+          <w:b/>
+          <w:color w:val="336699"/>
+        </w:rPr>
+        <w:t xml:space="preserve"> | Aug 2020 – July 2022</w:t>
+      </w:r>
+    </w:p>
+    <w:p>
+      <w:pPr>
+        <w:spacing w:before="200" w:after="40"/>
+        <w:rPr>
+          <w:b/>
+          <w:bCs/>
+          <w:color w:val="336699"/>
+          <w:sz w:val="22"/>
+          <w:lang w:val="en-MY"/>
+        </w:rPr>
+      </w:pPr>
+      <w:r>
+        <w:rPr>
+          <w:b/>
+          <w:bCs/>
+          <w:color w:val="336699"/>
+          <w:sz w:val="22"/>
+          <w:lang w:val="en-MY"/>
+        </w:rPr>
+        <w:t>Key Initiatives, Innovation &amp; Deliverables</w:t>
+      </w:r>
+    </w:p>
+    <w:p>
+      <w:pPr>
+        <w:pStyle w:val="ListBullet"/>
+        <w:rPr>
+          <w:lang w:val="en-MY"/>
+        </w:rPr>
+      </w:pPr>
+      <w:r>
+        <w:rPr>
+          <w:lang w:val="en-MY"/>
+        </w:rPr>
+        <w:t>Microservice Modernization: Replaced a legacy .NET Framework 4.x monolithic system with a scalable microservice-based automated data ingestion solution using .NET Core 3.1, improving scalability and operational efficiency.</w:t>
+      </w:r>
+    </w:p>
+    <w:p>
+      <w:pPr>
+        <w:pStyle w:val="ListBullet"/>
+        <w:rPr>
+          <w:lang w:val="en-MY"/>
+        </w:rPr>
+      </w:pPr>
+      <w:r>
+        <w:rPr>
+          <w:lang w:val="en-MY"/>
+        </w:rPr>
+        <w:t>Performance Optimization: Optimized front-end and back-end services for eInvest GO and the Retail Online Platform, improving system responsiveness and reliability.</w:t>
+      </w:r>
+    </w:p>
+    <w:p>
+      <w:pPr>
+        <w:pStyle w:val="ListBullet"/>
+        <w:rPr>
+          <w:lang w:val="en-MY"/>
+        </w:rPr>
+      </w:pPr>
+      <w:r>
+        <w:rPr>
+          <w:lang w:val="en-MY"/>
+        </w:rPr>
+        <w:t>Full-Stack Development: Expanded from backend to full-stack development by taking ownership of Vue.js frontend development, demonstrating adaptability and versatility across the technology stack.</w:t>
+      </w:r>
+    </w:p>
+    <w:p>
+      <w:pPr>
+        <w:pStyle w:val="ListBullet"/>
+        <w:rPr>
+          <w:lang w:val="en-MY"/>
+        </w:rPr>
+      </w:pPr>
+      <w:r>
+        <w:rPr>
+          <w:lang w:val="en-MY"/>
+        </w:rPr>
+        <w:t>Process Improvement: Initiated and developed Jira productivity tracking reports to provide better visibility into team performance and delivery.</w:t>
+      </w:r>
+    </w:p>
+    <w:p>
+      <w:pPr>
+        <w:pStyle w:val="ListBullet"/>
+        <w:rPr>
+          <w:lang w:val="en-MY"/>
+        </w:rPr>
+      </w:pPr>
+      <w:r>
+        <w:rPr>
+          <w:lang w:val="en-MY"/>
+        </w:rPr>
+        <w:t>System Reliability: Developed REST APIs and automated tests to improve application reliability and quality, contributing to a 20% increase in online trading account openings through eInvest GO.</w:t>
+      </w:r>
+    </w:p>
+    <w:p>
+      <w:pPr>
+        <w:pStyle w:val="ListBullet"/>
+        <w:rPr>
+          <w:b/>
+          <w:color w:val="1B365D"/>
+          <w:sz w:val="26"/>
+        </w:rPr>
+      </w:pPr>
+      <w:r>
+        <w:rPr>
+          <w:lang w:val="en-MY"/>
+        </w:rPr>
+        <w:t>Consistent Performance: Consistently exceeded expectations in performance appraisals from August 2020 to December 2022.</w:t>
+      </w:r>
+      <w:r>
+        <w:rPr>
+          <w:b/>
+          <w:lang w:val="en-MY"/>
+        </w:rPr>
+        <w:t xml:space="preserve"> </w:t>
+      </w:r>
+    </w:p>
+    <w:p>
+      <w:pPr>
+        <w:pStyle w:val="ListBullet"/>
+        <w:numPr>
+          <w:ilvl w:val="0"/>
+          <w:numId w:val="0"/>
+        </w:numPr>
+        <w:ind w:left="360" w:hanging="360"/>
+        <w:rPr>
+          <w:b/>
+          <w:color w:val="1B365D"/>
+          <w:sz w:val="26"/>
+        </w:rPr>
+      </w:pPr>
+    </w:p>
+    <w:p>
+      <w:pPr>
+        <w:pStyle w:val="ListBullet"/>
+        <w:numPr>
+          <w:ilvl w:val="0"/>
+          <w:numId w:val="0"/>
+        </w:numPr>
+        <w:ind w:left="360" w:hanging="360"/>
+        <w:rPr>
+          <w:b/>
+          <w:color w:val="1B365D"/>
+          <w:sz w:val="26"/>
+        </w:rPr>
+      </w:pPr>
+    </w:p>
+    <w:p>
+      <w:pPr>
+        <w:keepNext/>
+        <w:pBdr>
+          <w:bottom w:val="single" w:sz="12" w:space="4" w:color="1B365D"/>
+        </w:pBdr>
+        <w:spacing w:before="280" w:after="80"/>
+      </w:pPr>
+      <w:r>
+        <w:rPr>
+          <w:b/>
+          <w:color w:val="1B365D"/>
+          <w:sz w:val="26"/>
+        </w:rPr>
+        <w:t>SELECTED INNOVATION &amp; PROOF-OF-CONCEPT (POC) PROJECTS</w:t>
       </w:r>
     </w:p>
     <w:p>
@@ -798,10 +1185,10 @@
         <w:rPr>
           <w:b/>
         </w:rPr>
-        <w:t xml:space="preserve">Payment Systems Quality Oversight: </w:t>
+        <w:t xml:space="preserve">Azure MLOps Pipeline (2025): </w:t>
       </w:r>
       <w:r>
-        <w:t>Oversaw Quality Assurance and Control operations for payment transaction systems and point-of-sale (POS) terminal software.</w:t>
+        <w:t>Built an Azure ML and MLflow pipeline automating data prep, model training, tracking, and compute orchestration for automated model retraining.</w:t>
       </w:r>
     </w:p>
     <w:p>
@@ -813,10 +1200,10 @@
         <w:rPr>
           <w:b/>
         </w:rPr>
-        <w:t xml:space="preserve">QA Workflows &amp; Automation: </w:t>
+        <w:t xml:space="preserve">Configurable Python RAG Pipeline (2025): </w:t>
       </w:r>
       <w:r>
-        <w:t>Established quality assurance workflows, test automation frameworks, and deployment readiness criteria to ensure zero-downtime releases.</w:t>
+        <w:t>Developed a dynamic RAG pipeline using Sentence Transformers, ChromaDB, and LM Studio API (Zephyr / Llama 3.2) featuring configurable text chunking and similarity search.</w:t>
       </w:r>
     </w:p>
     <w:p>
@@ -828,11 +1215,71 @@
         <w:rPr>
           <w:b/>
         </w:rPr>
-        <w:t xml:space="preserve">Support &amp; Incident Management: </w:t>
+        <w:t xml:space="preserve">Document Intelligence Assistants (2025): </w:t>
       </w:r>
       <w:r>
-        <w:t>Managed Level 2/3 technical support and production incident management across regional banking customer integrations.</w:t>
+        <w:t>Built Pinecone and BART Transformer-based AI assistants in Python/Streamlit enabling context-strict natural language QA and intelligent PDF summarization.</w:t>
       </w:r>
+    </w:p>
+    <w:p>
+      <w:pPr>
+        <w:pStyle w:val="ListBullet"/>
+        <w:spacing w:after="60"/>
+      </w:pPr>
+      <w:r>
+        <w:rPr>
+          <w:b/>
+        </w:rPr>
+        <w:t xml:space="preserve">Cloud Native .NET Aspire Deployment (2024): </w:t>
+      </w:r>
+      <w:r>
+        <w:t>Provisioned 15 Container Apps in 11 minutes on Azure via Azure Developer CLI (azd) using .NET Aspire.</w:t>
+      </w:r>
+    </w:p>
+    <w:p>
+      <w:pPr>
+        <w:pStyle w:val="ListBullet"/>
+        <w:spacing w:after="60"/>
+      </w:pPr>
+      <w:r>
+        <w:rPr>
+          <w:b/>
+        </w:rPr>
+        <w:t xml:space="preserve">Asynchronous Event Messaging (2024): </w:t>
+      </w:r>
+      <w:r>
+        <w:t>Engineered an enterprise messaging architecture using Azure Functions, Azure Service Bus, and Hangfire for resilient asynchronous job scheduling.</w:t>
+      </w:r>
+    </w:p>
+    <w:p>
+      <w:pPr>
+        <w:pStyle w:val="ListBullet"/>
+        <w:spacing w:after="60"/>
+      </w:pPr>
+      <w:r>
+        <w:rPr>
+          <w:b/>
+        </w:rPr>
+        <w:t xml:space="preserve">Microservices &amp; Kubernetes Orchestration: </w:t>
+      </w:r>
+      <w:r>
+        <w:t>Configured eShopOnContainers with Azure Kubernetes Service (AKS), Docker Desktop, Helm, and Azure Active Directory integration.</w:t>
+      </w:r>
+    </w:p>
+    <w:p>
+      <w:pPr>
+        <w:pStyle w:val="ListBullet"/>
+        <w:numPr>
+          <w:ilvl w:val="0"/>
+          <w:numId w:val="0"/>
+        </w:numPr>
+        <w:ind w:left="360" w:hanging="360"/>
+        <w:rPr>
+          <w:b/>
+          <w:color w:val="1B365D"/>
+          <w:sz w:val="26"/>
+        </w:rPr>
+      </w:pPr>
     </w:p>
     <w:p>
       <w:pPr>
@@ -935,124 +1382,6 @@
       </w:r>
       <w:r>
         <w:t>2 Years — Technical leadership, quality management, and cross-functional Agile project oversight.</w:t>
-      </w:r>
-    </w:p>
-    <w:p>
-      <w:pPr>
-        <w:pStyle w:val="ListBullet"/>
-        <w:numPr>
-          <w:ilvl w:val="0"/>
-          <w:numId w:val="0"/>
-        </w:numPr>
-        <w:spacing w:after="60"/>
-        <w:ind w:left="360"/>
-      </w:pPr>
-    </w:p>
-    <w:p>
-      <w:pPr>
-        <w:keepNext/>
-        <w:pBdr>
-          <w:bottom w:val="single" w:sz="12" w:space="4" w:color="1B365D"/>
-        </w:pBdr>
-        <w:spacing w:before="280" w:after="80"/>
-      </w:pPr>
-      <w:r>
-        <w:rPr>
-          <w:b/>
-          <w:color w:val="1B365D"/>
-          <w:sz w:val="26"/>
-        </w:rPr>
-        <w:t>SELECTED INNOVATION &amp; PROOF-OF-CONCEPT (POC) PROJECTS</w:t>
-      </w:r>
-    </w:p>
-    <w:p>
-      <w:pPr>
-        <w:pStyle w:val="ListBullet"/>
-        <w:spacing w:after="60"/>
-      </w:pPr>
-      <w:r>
-        <w:rPr>
-          <w:b/>
-        </w:rPr>
-        <w:t xml:space="preserve">Azure MLOps Pipeline (2025): </w:t>
-      </w:r>
-      <w:r>
-        <w:t>Built an Azure ML and MLflow pipeline automating data prep, model training, tracking, and compute orchestration for automated model retraining.</w:t>
-      </w:r>
-    </w:p>
-    <w:p>
-      <w:pPr>
-        <w:pStyle w:val="ListBullet"/>
-        <w:spacing w:after="60"/>
-      </w:pPr>
-      <w:r>
-        <w:rPr>
-          <w:b/>
-        </w:rPr>
-        <w:t xml:space="preserve">Configurable Python RAG Pipeline (2025): </w:t>
-      </w:r>
-      <w:r>
-        <w:t>Developed a dynamic RAG pipeline using Sentence Transformers, ChromaDB, and LM Studio API (Zephyr / Llama 3.2) featuring configurable text chunking and similarity search.</w:t>
-      </w:r>
-    </w:p>
-    <w:p>
-      <w:pPr>
-        <w:pStyle w:val="ListBullet"/>
-        <w:spacing w:after="60"/>
-      </w:pPr>
-      <w:r>
-        <w:rPr>
-          <w:b/>
-        </w:rPr>
-        <w:t xml:space="preserve">Document Intelligence Assistants (2025): </w:t>
-      </w:r>
-      <w:r>
-        <w:t>Built Pinecone and BART Transformer-based AI assistants in Python/Streamlit enabling context-strict natural language QA and intelligent PDF summarization.</w:t>
-      </w:r>
-    </w:p>
-    <w:p>
-      <w:pPr>
-        <w:pStyle w:val="ListBullet"/>
-        <w:spacing w:after="60"/>
-      </w:pPr>
-      <w:r>
-        <w:rPr>
-          <w:b/>
-        </w:rPr>
-        <w:t xml:space="preserve">Cloud Native .NET Aspire Deployment (2024): </w:t>
-      </w:r>
-      <w:r>
-        <w:t>Provisioned 15 Container Apps in 11 minutes on Azure via Azure Developer CLI (azd) using .NET Aspire.</w:t>
-      </w:r>
-    </w:p>
-    <w:p>
-      <w:pPr>
-        <w:pStyle w:val="ListBullet"/>
-        <w:spacing w:after="60"/>
-      </w:pPr>
-      <w:r>
-        <w:rPr>
-          <w:b/>
-        </w:rPr>
-        <w:t xml:space="preserve">Asynchronous Event Messaging (2024): </w:t>
-      </w:r>
-      <w:r>
-        <w:t>Engineered an enterprise messaging architecture using Azure Functions, Azure Service Bus, and Hangfire for resilient asynchronous job scheduling.</w:t>
-      </w:r>
-    </w:p>
-    <w:p>
-      <w:pPr>
-        <w:pStyle w:val="ListBullet"/>
-        <w:spacing w:after="60"/>
-      </w:pPr>
-      <w:r>
-        <w:rPr>
-          <w:b/>
-        </w:rPr>
-        <w:t xml:space="preserve">Microservices &amp; Kubernetes Orchestration: </w:t>
-      </w:r>
-      <w:r>
-        <w:t>Configured eShopOnContainers with Azure Kubernetes Service (AKS), Docker Desktop, Helm, and Azure Active Directory integration.</w:t>
       </w:r>
     </w:p>
     <w:p>
@@ -1345,6 +1674,677 @@
       </w:pPr>
       <w:rPr>
         <w:rFonts w:ascii="Symbol" w:hAnsi="Symbol" w:hint="default"/>
+      </w:rPr>
+    </w:lvl>
+  </w:abstractNum>
+  <w:abstractNum w:abstractNumId="9" w15:restartNumberingAfterBreak="0">
+    <w:nsid w:val="023D19A0"/>
+    <w:multiLevelType w:val="hybridMultilevel"/>
+    <w:tmpl w:val="28965986"/>
+    <w:lvl w:ilvl="0" w:tplc="89060DA8">
+      <w:numFmt w:val="bullet"/>
+      <w:lvlText w:val=""/>
+      <w:lvlJc w:val="left"/>
+      <w:pPr>
+        <w:ind w:left="1080" w:hanging="360"/>
+      </w:pPr>
+      <w:rPr>
+        <w:rFonts w:ascii="Symbol" w:eastAsiaTheme="minorEastAsia" w:hAnsi="Symbol" w:cstheme="minorBidi" w:hint="default"/>
+      </w:rPr>
+    </w:lvl>
+    <w:lvl w:ilvl="1" w:tplc="44090003" w:tentative="1">
+      <w:start w:val="1"/>
+      <w:numFmt w:val="bullet"/>
+      <w:lvlText w:val="o"/>
+      <w:lvlJc w:val="left"/>
+      <w:pPr>
+        <w:ind w:left="1800" w:hanging="360"/>
+      </w:pPr>
+      <w:rPr>
+        <w:rFonts w:ascii="Courier New" w:hAnsi="Courier New" w:cs="Courier New" w:hint="default"/>
+      </w:rPr>
+    </w:lvl>
+    <w:lvl w:ilvl="2" w:tplc="44090005" w:tentative="1">
+      <w:start w:val="1"/>
+      <w:numFmt w:val="bullet"/>
+      <w:lvlText w:val=""/>
+      <w:lvlJc w:val="left"/>
+      <w:pPr>
+        <w:ind w:left="2520" w:hanging="360"/>
+      </w:pPr>
+      <w:rPr>
+        <w:rFonts w:ascii="Wingdings" w:hAnsi="Wingdings" w:hint="default"/>
+      </w:rPr>
+    </w:lvl>
+    <w:lvl w:ilvl="3" w:tplc="44090001" w:tentative="1">
+      <w:start w:val="1"/>
+      <w:numFmt w:val="bullet"/>
+      <w:lvlText w:val=""/>
+      <w:lvlJc w:val="left"/>
+      <w:pPr>
+        <w:ind w:left="3240" w:hanging="360"/>
+      </w:pPr>
+      <w:rPr>
+        <w:rFonts w:ascii="Symbol" w:hAnsi="Symbol" w:hint="default"/>
+      </w:rPr>
+    </w:lvl>
+    <w:lvl w:ilvl="4" w:tplc="44090003" w:tentative="1">
+      <w:start w:val="1"/>
+      <w:numFmt w:val="bullet"/>
+      <w:lvlText w:val="o"/>
+      <w:lvlJc w:val="left"/>
+      <w:pPr>
+        <w:ind w:left="3960" w:hanging="360"/>
+      </w:pPr>
+      <w:rPr>
+        <w:rFonts w:ascii="Courier New" w:hAnsi="Courier New" w:cs="Courier New" w:hint="default"/>
+      </w:rPr>
+    </w:lvl>
+    <w:lvl w:ilvl="5" w:tplc="44090005" w:tentative="1">
+      <w:start w:val="1"/>
+      <w:numFmt w:val="bullet"/>
+      <w:lvlText w:val=""/>
+      <w:lvlJc w:val="left"/>
+      <w:pPr>
+        <w:ind w:left="4680" w:hanging="360"/>
+      </w:pPr>
+      <w:rPr>
+        <w:rFonts w:ascii="Wingdings" w:hAnsi="Wingdings" w:hint="default"/>
+      </w:rPr>
+    </w:lvl>
+    <w:lvl w:ilvl="6" w:tplc="44090001" w:tentative="1">
+      <w:start w:val="1"/>
+      <w:numFmt w:val="bullet"/>
+      <w:lvlText w:val=""/>
+      <w:lvlJc w:val="left"/>
+      <w:pPr>
+        <w:ind w:left="5400" w:hanging="360"/>
+      </w:pPr>
+      <w:rPr>
+        <w:rFonts w:ascii="Symbol" w:hAnsi="Symbol" w:hint="default"/>
+      </w:rPr>
+    </w:lvl>
+    <w:lvl w:ilvl="7" w:tplc="44090003" w:tentative="1">
+      <w:start w:val="1"/>
+      <w:numFmt w:val="bullet"/>
+      <w:lvlText w:val="o"/>
+      <w:lvlJc w:val="left"/>
+      <w:pPr>
+        <w:ind w:left="6120" w:hanging="360"/>
+      </w:pPr>
+      <w:rPr>
+        <w:rFonts w:ascii="Courier New" w:hAnsi="Courier New" w:cs="Courier New" w:hint="default"/>
+      </w:rPr>
+    </w:lvl>
+    <w:lvl w:ilvl="8" w:tplc="44090005" w:tentative="1">
+      <w:start w:val="1"/>
+      <w:numFmt w:val="bullet"/>
+      <w:lvlText w:val=""/>
+      <w:lvlJc w:val="left"/>
+      <w:pPr>
+        <w:ind w:left="6840" w:hanging="360"/>
+      </w:pPr>
+      <w:rPr>
+        <w:rFonts w:ascii="Wingdings" w:hAnsi="Wingdings" w:hint="default"/>
+      </w:rPr>
+    </w:lvl>
+  </w:abstractNum>
+  <w:abstractNum w:abstractNumId="10" w15:restartNumberingAfterBreak="0">
+    <w:nsid w:val="227A5253"/>
+    <w:multiLevelType w:val="multilevel"/>
+    <w:tmpl w:val="17F46786"/>
+    <w:lvl w:ilvl="0">
+      <w:start w:val="1"/>
+      <w:numFmt w:val="bullet"/>
+      <w:lvlText w:val=""/>
+      <w:lvlJc w:val="left"/>
+      <w:pPr>
+        <w:tabs>
+          <w:tab w:val="num" w:pos="720"/>
+        </w:tabs>
+        <w:ind w:left="720" w:hanging="360"/>
+      </w:pPr>
+      <w:rPr>
+        <w:rFonts w:ascii="Symbol" w:hAnsi="Symbol" w:hint="default"/>
+        <w:sz w:val="20"/>
+      </w:rPr>
+    </w:lvl>
+    <w:lvl w:ilvl="1" w:tentative="1">
+      <w:start w:val="1"/>
+      <w:numFmt w:val="bullet"/>
+      <w:lvlText w:val="o"/>
+      <w:lvlJc w:val="left"/>
+      <w:pPr>
+        <w:tabs>
+          <w:tab w:val="num" w:pos="1440"/>
+        </w:tabs>
+        <w:ind w:left="1440" w:hanging="360"/>
+      </w:pPr>
+      <w:rPr>
+        <w:rFonts w:ascii="Courier New" w:hAnsi="Courier New" w:hint="default"/>
+        <w:sz w:val="20"/>
+      </w:rPr>
+    </w:lvl>
+    <w:lvl w:ilvl="2" w:tentative="1">
+      <w:start w:val="1"/>
+      <w:numFmt w:val="bullet"/>
+      <w:lvlText w:val=""/>
+      <w:lvlJc w:val="left"/>
+      <w:pPr>
+        <w:tabs>
+          <w:tab w:val="num" w:pos="2160"/>
+        </w:tabs>
+        <w:ind w:left="2160" w:hanging="360"/>
+      </w:pPr>
+      <w:rPr>
+        <w:rFonts w:ascii="Wingdings" w:hAnsi="Wingdings" w:hint="default"/>
+        <w:sz w:val="20"/>
+      </w:rPr>
+    </w:lvl>
+    <w:lvl w:ilvl="3" w:tentative="1">
+      <w:start w:val="1"/>
+      <w:numFmt w:val="bullet"/>
+      <w:lvlText w:val=""/>
+      <w:lvlJc w:val="left"/>
+      <w:pPr>
+        <w:tabs>
+          <w:tab w:val="num" w:pos="2880"/>
+        </w:tabs>
+        <w:ind w:left="2880" w:hanging="360"/>
+      </w:pPr>
+      <w:rPr>
+        <w:rFonts w:ascii="Wingdings" w:hAnsi="Wingdings" w:hint="default"/>
+        <w:sz w:val="20"/>
+      </w:rPr>
+    </w:lvl>
+    <w:lvl w:ilvl="4" w:tentative="1">
+      <w:start w:val="1"/>
+      <w:numFmt w:val="bullet"/>
+      <w:lvlText w:val=""/>
+      <w:lvlJc w:val="left"/>
+      <w:pPr>
+        <w:tabs>
+          <w:tab w:val="num" w:pos="3600"/>
+        </w:tabs>
+        <w:ind w:left="3600" w:hanging="360"/>
+      </w:pPr>
+      <w:rPr>
+        <w:rFonts w:ascii="Wingdings" w:hAnsi="Wingdings" w:hint="default"/>
+        <w:sz w:val="20"/>
+      </w:rPr>
+    </w:lvl>
+    <w:lvl w:ilvl="5" w:tentative="1">
+      <w:start w:val="1"/>
+      <w:numFmt w:val="bullet"/>
+      <w:lvlText w:val=""/>
+      <w:lvlJc w:val="left"/>
+      <w:pPr>
+        <w:tabs>
+          <w:tab w:val="num" w:pos="4320"/>
+        </w:tabs>
+        <w:ind w:left="4320" w:hanging="360"/>
+      </w:pPr>
+      <w:rPr>
+        <w:rFonts w:ascii="Wingdings" w:hAnsi="Wingdings" w:hint="default"/>
+        <w:sz w:val="20"/>
+      </w:rPr>
+    </w:lvl>
+    <w:lvl w:ilvl="6" w:tentative="1">
+      <w:start w:val="1"/>
+      <w:numFmt w:val="bullet"/>
+      <w:lvlText w:val=""/>
+      <w:lvlJc w:val="left"/>
+      <w:pPr>
+        <w:tabs>
+          <w:tab w:val="num" w:pos="5040"/>
+        </w:tabs>
+        <w:ind w:left="5040" w:hanging="360"/>
+      </w:pPr>
+      <w:rPr>
+        <w:rFonts w:ascii="Wingdings" w:hAnsi="Wingdings" w:hint="default"/>
+        <w:sz w:val="20"/>
+      </w:rPr>
+    </w:lvl>
+    <w:lvl w:ilvl="7" w:tentative="1">
+      <w:start w:val="1"/>
+      <w:numFmt w:val="bullet"/>
+      <w:lvlText w:val=""/>
+      <w:lvlJc w:val="left"/>
+      <w:pPr>
+        <w:tabs>
+          <w:tab w:val="num" w:pos="5760"/>
+        </w:tabs>
+        <w:ind w:left="5760" w:hanging="360"/>
+      </w:pPr>
+      <w:rPr>
+        <w:rFonts w:ascii="Wingdings" w:hAnsi="Wingdings" w:hint="default"/>
+        <w:sz w:val="20"/>
+      </w:rPr>
+    </w:lvl>
+    <w:lvl w:ilvl="8" w:tentative="1">
+      <w:start w:val="1"/>
+      <w:numFmt w:val="bullet"/>
+      <w:lvlText w:val=""/>
+      <w:lvlJc w:val="left"/>
+      <w:pPr>
+        <w:tabs>
+          <w:tab w:val="num" w:pos="6480"/>
+        </w:tabs>
+        <w:ind w:left="6480" w:hanging="360"/>
+      </w:pPr>
+      <w:rPr>
+        <w:rFonts w:ascii="Wingdings" w:hAnsi="Wingdings" w:hint="default"/>
+        <w:sz w:val="20"/>
+      </w:rPr>
+    </w:lvl>
+  </w:abstractNum>
+  <w:abstractNum w:abstractNumId="11" w15:restartNumberingAfterBreak="0">
+    <w:nsid w:val="33876DA3"/>
+    <w:multiLevelType w:val="multilevel"/>
+    <w:tmpl w:val="A54AB4F8"/>
+    <w:lvl w:ilvl="0">
+      <w:start w:val="1"/>
+      <w:numFmt w:val="bullet"/>
+      <w:lvlText w:val=""/>
+      <w:lvlJc w:val="left"/>
+      <w:pPr>
+        <w:tabs>
+          <w:tab w:val="num" w:pos="720"/>
+        </w:tabs>
+        <w:ind w:left="720" w:hanging="360"/>
+      </w:pPr>
+      <w:rPr>
+        <w:rFonts w:ascii="Symbol" w:hAnsi="Symbol" w:hint="default"/>
+        <w:sz w:val="20"/>
+      </w:rPr>
+    </w:lvl>
+    <w:lvl w:ilvl="1" w:tentative="1">
+      <w:start w:val="1"/>
+      <w:numFmt w:val="bullet"/>
+      <w:lvlText w:val="o"/>
+      <w:lvlJc w:val="left"/>
+      <w:pPr>
+        <w:tabs>
+          <w:tab w:val="num" w:pos="1440"/>
+        </w:tabs>
+        <w:ind w:left="1440" w:hanging="360"/>
+      </w:pPr>
+      <w:rPr>
+        <w:rFonts w:ascii="Courier New" w:hAnsi="Courier New" w:hint="default"/>
+        <w:sz w:val="20"/>
+      </w:rPr>
+    </w:lvl>
+    <w:lvl w:ilvl="2" w:tentative="1">
+      <w:start w:val="1"/>
+      <w:numFmt w:val="bullet"/>
+      <w:lvlText w:val=""/>
+      <w:lvlJc w:val="left"/>
+      <w:pPr>
+        <w:tabs>
+          <w:tab w:val="num" w:pos="2160"/>
+        </w:tabs>
+        <w:ind w:left="2160" w:hanging="360"/>
+      </w:pPr>
+      <w:rPr>
+        <w:rFonts w:ascii="Wingdings" w:hAnsi="Wingdings" w:hint="default"/>
+        <w:sz w:val="20"/>
+      </w:rPr>
+    </w:lvl>
+    <w:lvl w:ilvl="3" w:tentative="1">
+      <w:start w:val="1"/>
+      <w:numFmt w:val="bullet"/>
+      <w:lvlText w:val=""/>
+      <w:lvlJc w:val="left"/>
+      <w:pPr>
+        <w:tabs>
+          <w:tab w:val="num" w:pos="2880"/>
+        </w:tabs>
+        <w:ind w:left="2880" w:hanging="360"/>
+      </w:pPr>
+      <w:rPr>
+        <w:rFonts w:ascii="Wingdings" w:hAnsi="Wingdings" w:hint="default"/>
+        <w:sz w:val="20"/>
+      </w:rPr>
+    </w:lvl>
+    <w:lvl w:ilvl="4" w:tentative="1">
+      <w:start w:val="1"/>
+      <w:numFmt w:val="bullet"/>
+      <w:lvlText w:val=""/>
+      <w:lvlJc w:val="left"/>
+      <w:pPr>
+        <w:tabs>
+          <w:tab w:val="num" w:pos="3600"/>
+        </w:tabs>
+        <w:ind w:left="3600" w:hanging="360"/>
+      </w:pPr>
+      <w:rPr>
+        <w:rFonts w:ascii="Wingdings" w:hAnsi="Wingdings" w:hint="default"/>
+        <w:sz w:val="20"/>
+      </w:rPr>
+    </w:lvl>
+    <w:lvl w:ilvl="5" w:tentative="1">
+      <w:start w:val="1"/>
+      <w:numFmt w:val="bullet"/>
+      <w:lvlText w:val=""/>
+      <w:lvlJc w:val="left"/>
+      <w:pPr>
+        <w:tabs>
+          <w:tab w:val="num" w:pos="4320"/>
+        </w:tabs>
+        <w:ind w:left="4320" w:hanging="360"/>
+      </w:pPr>
+      <w:rPr>
+        <w:rFonts w:ascii="Wingdings" w:hAnsi="Wingdings" w:hint="default"/>
+        <w:sz w:val="20"/>
+      </w:rPr>
+    </w:lvl>
+    <w:lvl w:ilvl="6" w:tentative="1">
+      <w:start w:val="1"/>
+      <w:numFmt w:val="bullet"/>
+      <w:lvlText w:val=""/>
+      <w:lvlJc w:val="left"/>
+      <w:pPr>
+        <w:tabs>
+          <w:tab w:val="num" w:pos="5040"/>
+        </w:tabs>
+        <w:ind w:left="5040" w:hanging="360"/>
+      </w:pPr>
+      <w:rPr>
+        <w:rFonts w:ascii="Wingdings" w:hAnsi="Wingdings" w:hint="default"/>
+        <w:sz w:val="20"/>
+      </w:rPr>
+    </w:lvl>
+    <w:lvl w:ilvl="7" w:tentative="1">
+      <w:start w:val="1"/>
+      <w:numFmt w:val="bullet"/>
+      <w:lvlText w:val=""/>
+      <w:lvlJc w:val="left"/>
+      <w:pPr>
+        <w:tabs>
+          <w:tab w:val="num" w:pos="5760"/>
+        </w:tabs>
+        <w:ind w:left="5760" w:hanging="360"/>
+      </w:pPr>
+      <w:rPr>
+        <w:rFonts w:ascii="Wingdings" w:hAnsi="Wingdings" w:hint="default"/>
+        <w:sz w:val="20"/>
+      </w:rPr>
+    </w:lvl>
+    <w:lvl w:ilvl="8" w:tentative="1">
+      <w:start w:val="1"/>
+      <w:numFmt w:val="bullet"/>
+      <w:lvlText w:val=""/>
+      <w:lvlJc w:val="left"/>
+      <w:pPr>
+        <w:tabs>
+          <w:tab w:val="num" w:pos="6480"/>
+        </w:tabs>
+        <w:ind w:left="6480" w:hanging="360"/>
+      </w:pPr>
+      <w:rPr>
+        <w:rFonts w:ascii="Wingdings" w:hAnsi="Wingdings" w:hint="default"/>
+        <w:sz w:val="20"/>
+      </w:rPr>
+    </w:lvl>
+  </w:abstractNum>
+  <w:abstractNum w:abstractNumId="12" w15:restartNumberingAfterBreak="0">
+    <w:nsid w:val="51C116C6"/>
+    <w:multiLevelType w:val="multilevel"/>
+    <w:tmpl w:val="A7FE3406"/>
+    <w:lvl w:ilvl="0">
+      <w:start w:val="1"/>
+      <w:numFmt w:val="bullet"/>
+      <w:lvlText w:val=""/>
+      <w:lvlJc w:val="left"/>
+      <w:pPr>
+        <w:tabs>
+          <w:tab w:val="num" w:pos="720"/>
+        </w:tabs>
+        <w:ind w:left="720" w:hanging="360"/>
+      </w:pPr>
+      <w:rPr>
+        <w:rFonts w:ascii="Symbol" w:hAnsi="Symbol" w:hint="default"/>
+        <w:sz w:val="20"/>
+      </w:rPr>
+    </w:lvl>
+    <w:lvl w:ilvl="1" w:tentative="1">
+      <w:start w:val="1"/>
+      <w:numFmt w:val="bullet"/>
+      <w:lvlText w:val="o"/>
+      <w:lvlJc w:val="left"/>
+      <w:pPr>
+        <w:tabs>
+          <w:tab w:val="num" w:pos="1440"/>
+        </w:tabs>
+        <w:ind w:left="1440" w:hanging="360"/>
+      </w:pPr>
+      <w:rPr>
+        <w:rFonts w:ascii="Courier New" w:hAnsi="Courier New" w:hint="default"/>
+        <w:sz w:val="20"/>
+      </w:rPr>
+    </w:lvl>
+    <w:lvl w:ilvl="2" w:tentative="1">
+      <w:start w:val="1"/>
+      <w:numFmt w:val="bullet"/>
+      <w:lvlText w:val=""/>
+      <w:lvlJc w:val="left"/>
+      <w:pPr>
+        <w:tabs>
+          <w:tab w:val="num" w:pos="2160"/>
+        </w:tabs>
+        <w:ind w:left="2160" w:hanging="360"/>
+      </w:pPr>
+      <w:rPr>
+        <w:rFonts w:ascii="Wingdings" w:hAnsi="Wingdings" w:hint="default"/>
+        <w:sz w:val="20"/>
+      </w:rPr>
+    </w:lvl>
+    <w:lvl w:ilvl="3" w:tentative="1">
+      <w:start w:val="1"/>
+      <w:numFmt w:val="bullet"/>
+      <w:lvlText w:val=""/>
+      <w:lvlJc w:val="left"/>
+      <w:pPr>
+        <w:tabs>
+          <w:tab w:val="num" w:pos="2880"/>
+        </w:tabs>
+        <w:ind w:left="2880" w:hanging="360"/>
+      </w:pPr>
+      <w:rPr>
+        <w:rFonts w:ascii="Wingdings" w:hAnsi="Wingdings" w:hint="default"/>
+        <w:sz w:val="20"/>
+      </w:rPr>
+    </w:lvl>
+    <w:lvl w:ilvl="4" w:tentative="1">
+      <w:start w:val="1"/>
+      <w:numFmt w:val="bullet"/>
+      <w:lvlText w:val=""/>
+      <w:lvlJc w:val="left"/>
+      <w:pPr>
+        <w:tabs>
+          <w:tab w:val="num" w:pos="3600"/>
+        </w:tabs>
+        <w:ind w:left="3600" w:hanging="360"/>
+      </w:pPr>
+      <w:rPr>
+        <w:rFonts w:ascii="Wingdings" w:hAnsi="Wingdings" w:hint="default"/>
+        <w:sz w:val="20"/>
+      </w:rPr>
+    </w:lvl>
+    <w:lvl w:ilvl="5" w:tentative="1">
+      <w:start w:val="1"/>
+      <w:numFmt w:val="bullet"/>
+      <w:lvlText w:val=""/>
+      <w:lvlJc w:val="left"/>
+      <w:pPr>
+        <w:tabs>
+          <w:tab w:val="num" w:pos="4320"/>
+        </w:tabs>
+        <w:ind w:left="4320" w:hanging="360"/>
+      </w:pPr>
+      <w:rPr>
+        <w:rFonts w:ascii="Wingdings" w:hAnsi="Wingdings" w:hint="default"/>
+        <w:sz w:val="20"/>
+      </w:rPr>
+    </w:lvl>
+    <w:lvl w:ilvl="6" w:tentative="1">
+      <w:start w:val="1"/>
+      <w:numFmt w:val="bullet"/>
+      <w:lvlText w:val=""/>
+      <w:lvlJc w:val="left"/>
+      <w:pPr>
+        <w:tabs>
+          <w:tab w:val="num" w:pos="5040"/>
+        </w:tabs>
+        <w:ind w:left="5040" w:hanging="360"/>
+      </w:pPr>
+      <w:rPr>
+        <w:rFonts w:ascii="Wingdings" w:hAnsi="Wingdings" w:hint="default"/>
+        <w:sz w:val="20"/>
+      </w:rPr>
+    </w:lvl>
+    <w:lvl w:ilvl="7" w:tentative="1">
+      <w:start w:val="1"/>
+      <w:numFmt w:val="bullet"/>
+      <w:lvlText w:val=""/>
+      <w:lvlJc w:val="left"/>
+      <w:pPr>
+        <w:tabs>
+          <w:tab w:val="num" w:pos="5760"/>
+        </w:tabs>
+        <w:ind w:left="5760" w:hanging="360"/>
+      </w:pPr>
+      <w:rPr>
+        <w:rFonts w:ascii="Wingdings" w:hAnsi="Wingdings" w:hint="default"/>
+        <w:sz w:val="20"/>
+      </w:rPr>
+    </w:lvl>
+    <w:lvl w:ilvl="8" w:tentative="1">
+      <w:start w:val="1"/>
+      <w:numFmt w:val="bullet"/>
+      <w:lvlText w:val=""/>
+      <w:lvlJc w:val="left"/>
+      <w:pPr>
+        <w:tabs>
+          <w:tab w:val="num" w:pos="6480"/>
+        </w:tabs>
+        <w:ind w:left="6480" w:hanging="360"/>
+      </w:pPr>
+      <w:rPr>
+        <w:rFonts w:ascii="Wingdings" w:hAnsi="Wingdings" w:hint="default"/>
+        <w:sz w:val="20"/>
+      </w:rPr>
+    </w:lvl>
+  </w:abstractNum>
+  <w:abstractNum w:abstractNumId="13" w15:restartNumberingAfterBreak="0">
+    <w:nsid w:val="6A8B34C8"/>
+    <w:multiLevelType w:val="hybridMultilevel"/>
+    <w:tmpl w:val="5E984792"/>
+    <w:lvl w:ilvl="0" w:tplc="8724EEE4">
+      <w:numFmt w:val="bullet"/>
+      <w:lvlText w:val="-"/>
+      <w:lvlJc w:val="left"/>
+      <w:pPr>
+        <w:ind w:left="720" w:hanging="360"/>
+      </w:pPr>
+      <w:rPr>
+        <w:rFonts w:ascii="Arial" w:eastAsiaTheme="minorEastAsia" w:hAnsi="Arial" w:cs="Arial" w:hint="default"/>
+      </w:rPr>
+    </w:lvl>
+    <w:lvl w:ilvl="1" w:tplc="44090003" w:tentative="1">
+      <w:start w:val="1"/>
+      <w:numFmt w:val="bullet"/>
+      <w:lvlText w:val="o"/>
+      <w:lvlJc w:val="left"/>
+      <w:pPr>
+        <w:ind w:left="1440" w:hanging="360"/>
+      </w:pPr>
+      <w:rPr>
+        <w:rFonts w:ascii="Courier New" w:hAnsi="Courier New" w:cs="Courier New" w:hint="default"/>
+      </w:rPr>
+    </w:lvl>
+    <w:lvl w:ilvl="2" w:tplc="44090005" w:tentative="1">
+      <w:start w:val="1"/>
+      <w:numFmt w:val="bullet"/>
+      <w:lvlText w:val=""/>
+      <w:lvlJc w:val="left"/>
+      <w:pPr>
+        <w:ind w:left="2160" w:hanging="360"/>
+      </w:pPr>
+      <w:rPr>
+        <w:rFonts w:ascii="Wingdings" w:hAnsi="Wingdings" w:hint="default"/>
+      </w:rPr>
+    </w:lvl>
+    <w:lvl w:ilvl="3" w:tplc="44090001" w:tentative="1">
+      <w:start w:val="1"/>
+      <w:numFmt w:val="bullet"/>
+      <w:lvlText w:val=""/>
+      <w:lvlJc w:val="left"/>
+      <w:pPr>
+        <w:ind w:left="2880" w:hanging="360"/>
+      </w:pPr>
+      <w:rPr>
+        <w:rFonts w:ascii="Symbol" w:hAnsi="Symbol" w:hint="default"/>
+      </w:rPr>
+    </w:lvl>
+    <w:lvl w:ilvl="4" w:tplc="44090003" w:tentative="1">
+      <w:start w:val="1"/>
+      <w:numFmt w:val="bullet"/>
+      <w:lvlText w:val="o"/>
+      <w:lvlJc w:val="left"/>
+      <w:pPr>
+        <w:ind w:left="3600" w:hanging="360"/>
+      </w:pPr>
+      <w:rPr>
+        <w:rFonts w:ascii="Courier New" w:hAnsi="Courier New" w:cs="Courier New" w:hint="default"/>
+      </w:rPr>
+    </w:lvl>
+    <w:lvl w:ilvl="5" w:tplc="44090005" w:tentative="1">
+      <w:start w:val="1"/>
+      <w:numFmt w:val="bullet"/>
+      <w:lvlText w:val=""/>
+      <w:lvlJc w:val="left"/>
+      <w:pPr>
+        <w:ind w:left="4320" w:hanging="360"/>
+      </w:pPr>
+      <w:rPr>
+        <w:rFonts w:ascii="Wingdings" w:hAnsi="Wingdings" w:hint="default"/>
+      </w:rPr>
+    </w:lvl>
+    <w:lvl w:ilvl="6" w:tplc="44090001" w:tentative="1">
+      <w:start w:val="1"/>
+      <w:numFmt w:val="bullet"/>
+      <w:lvlText w:val=""/>
+      <w:lvlJc w:val="left"/>
+      <w:pPr>
+        <w:ind w:left="5040" w:hanging="360"/>
+      </w:pPr>
+      <w:rPr>
+        <w:rFonts w:ascii="Symbol" w:hAnsi="Symbol" w:hint="default"/>
+      </w:rPr>
+    </w:lvl>
+    <w:lvl w:ilvl="7" w:tplc="44090003" w:tentative="1">
+      <w:start w:val="1"/>
+      <w:numFmt w:val="bullet"/>
+      <w:lvlText w:val="o"/>
+      <w:lvlJc w:val="left"/>
+      <w:pPr>
+        <w:ind w:left="5760" w:hanging="360"/>
+      </w:pPr>
+      <w:rPr>
+        <w:rFonts w:ascii="Courier New" w:hAnsi="Courier New" w:cs="Courier New" w:hint="default"/>
+      </w:rPr>
+    </w:lvl>
+    <w:lvl w:ilvl="8" w:tplc="44090005" w:tentative="1">
+      <w:start w:val="1"/>
+      <w:numFmt w:val="bullet"/>
+      <w:lvlText w:val=""/>
+      <w:lvlJc w:val="left"/>
+      <w:pPr>
+        <w:ind w:left="6480" w:hanging="360"/>
+      </w:pPr>
+      <w:rPr>
+        <w:rFonts w:ascii="Wingdings" w:hAnsi="Wingdings" w:hint="default"/>
       </w:rPr>
     </w:lvl>
   </w:abstractNum>
@@ -1374,6 +2374,392 @@
   </w:num>
   <w:num w:numId="9" w16cid:durableId="1648512878">
     <w:abstractNumId w:val="0"/>
+  </w:num>
+  <w:num w:numId="10" w16cid:durableId="43409752">
+    <w:abstractNumId w:val="13"/>
+  </w:num>
+  <w:num w:numId="11" w16cid:durableId="793136701">
+    <w:abstractNumId w:val="9"/>
+  </w:num>
+  <w:num w:numId="12" w16cid:durableId="1108543212">
+    <w:abstractNumId w:val="10"/>
+    <w:lvlOverride w:ilvl="0">
+      <w:lvl w:ilvl="0">
+        <w:numFmt w:val="bullet"/>
+        <w:lvlText w:val=""/>
+        <w:lvlJc w:val="left"/>
+        <w:pPr>
+          <w:tabs>
+            <w:tab w:val="num" w:pos="720"/>
+          </w:tabs>
+          <w:ind w:left="720" w:hanging="360"/>
+        </w:pPr>
+        <w:rPr>
+          <w:rFonts w:ascii="Wingdings" w:hAnsi="Wingdings" w:hint="default"/>
+          <w:sz w:val="20"/>
+        </w:rPr>
+      </w:lvl>
+    </w:lvlOverride>
+  </w:num>
+  <w:num w:numId="13" w16cid:durableId="545528443">
+    <w:abstractNumId w:val="10"/>
+    <w:lvlOverride w:ilvl="0">
+      <w:lvl w:ilvl="0">
+        <w:numFmt w:val="bullet"/>
+        <w:lvlText w:val=""/>
+        <w:lvlJc w:val="left"/>
+        <w:pPr>
+          <w:tabs>
+            <w:tab w:val="num" w:pos="720"/>
+          </w:tabs>
+          <w:ind w:left="720" w:hanging="360"/>
+        </w:pPr>
+        <w:rPr>
+          <w:rFonts w:ascii="Wingdings" w:hAnsi="Wingdings" w:hint="default"/>
+          <w:sz w:val="20"/>
+        </w:rPr>
+      </w:lvl>
+    </w:lvlOverride>
+  </w:num>
+  <w:num w:numId="14" w16cid:durableId="487868954">
+    <w:abstractNumId w:val="10"/>
+    <w:lvlOverride w:ilvl="0">
+      <w:lvl w:ilvl="0">
+        <w:numFmt w:val="bullet"/>
+        <w:lvlText w:val=""/>
+        <w:lvlJc w:val="left"/>
+        <w:pPr>
+          <w:tabs>
+            <w:tab w:val="num" w:pos="720"/>
+          </w:tabs>
+          <w:ind w:left="720" w:hanging="360"/>
+        </w:pPr>
+        <w:rPr>
+          <w:rFonts w:ascii="Wingdings" w:hAnsi="Wingdings" w:hint="default"/>
+          <w:sz w:val="20"/>
+        </w:rPr>
+      </w:lvl>
+    </w:lvlOverride>
+  </w:num>
+  <w:num w:numId="15" w16cid:durableId="1142387417">
+    <w:abstractNumId w:val="10"/>
+    <w:lvlOverride w:ilvl="0">
+      <w:lvl w:ilvl="0">
+        <w:numFmt w:val="bullet"/>
+        <w:lvlText w:val=""/>
+        <w:lvlJc w:val="left"/>
+        <w:pPr>
+          <w:tabs>
+            <w:tab w:val="num" w:pos="720"/>
+          </w:tabs>
+          <w:ind w:left="720" w:hanging="360"/>
+        </w:pPr>
+        <w:rPr>
+          <w:rFonts w:ascii="Wingdings" w:hAnsi="Wingdings" w:hint="default"/>
+          <w:sz w:val="20"/>
+        </w:rPr>
+      </w:lvl>
+    </w:lvlOverride>
+  </w:num>
+  <w:num w:numId="16" w16cid:durableId="8722245">
+    <w:abstractNumId w:val="10"/>
+    <w:lvlOverride w:ilvl="0">
+      <w:lvl w:ilvl="0">
+        <w:numFmt w:val="bullet"/>
+        <w:lvlText w:val=""/>
+        <w:lvlJc w:val="left"/>
+        <w:pPr>
+          <w:tabs>
+            <w:tab w:val="num" w:pos="720"/>
+          </w:tabs>
+          <w:ind w:left="720" w:hanging="360"/>
+        </w:pPr>
+        <w:rPr>
+          <w:rFonts w:ascii="Wingdings" w:hAnsi="Wingdings" w:hint="default"/>
+          <w:sz w:val="20"/>
+        </w:rPr>
+      </w:lvl>
+    </w:lvlOverride>
+  </w:num>
+  <w:num w:numId="17" w16cid:durableId="549726115">
+    <w:abstractNumId w:val="10"/>
+    <w:lvlOverride w:ilvl="0">
+      <w:lvl w:ilvl="0">
+        <w:numFmt w:val="bullet"/>
+        <w:lvlText w:val=""/>
+        <w:lvlJc w:val="left"/>
+        <w:pPr>
+          <w:tabs>
+            <w:tab w:val="num" w:pos="720"/>
+          </w:tabs>
+          <w:ind w:left="720" w:hanging="360"/>
+        </w:pPr>
+        <w:rPr>
+          <w:rFonts w:ascii="Wingdings" w:hAnsi="Wingdings" w:hint="default"/>
+          <w:sz w:val="20"/>
+        </w:rPr>
+      </w:lvl>
+    </w:lvlOverride>
+  </w:num>
+  <w:num w:numId="18" w16cid:durableId="1651010504">
+    <w:abstractNumId w:val="12"/>
+    <w:lvlOverride w:ilvl="0">
+      <w:lvl w:ilvl="0">
+        <w:numFmt w:val="bullet"/>
+        <w:lvlText w:val=""/>
+        <w:lvlJc w:val="left"/>
+        <w:pPr>
+          <w:tabs>
+            <w:tab w:val="num" w:pos="720"/>
+          </w:tabs>
+          <w:ind w:left="720" w:hanging="360"/>
+        </w:pPr>
+        <w:rPr>
+          <w:rFonts w:ascii="Wingdings" w:hAnsi="Wingdings" w:hint="default"/>
+          <w:sz w:val="20"/>
+        </w:rPr>
+      </w:lvl>
+    </w:lvlOverride>
+  </w:num>
+  <w:num w:numId="19" w16cid:durableId="311299537">
+    <w:abstractNumId w:val="12"/>
+    <w:lvlOverride w:ilvl="0">
+      <w:lvl w:ilvl="0">
+        <w:numFmt w:val="bullet"/>
+        <w:lvlText w:val=""/>
+        <w:lvlJc w:val="left"/>
+        <w:pPr>
+          <w:tabs>
+            <w:tab w:val="num" w:pos="720"/>
+          </w:tabs>
+          <w:ind w:left="720" w:hanging="360"/>
+        </w:pPr>
+        <w:rPr>
+          <w:rFonts w:ascii="Wingdings" w:hAnsi="Wingdings" w:hint="default"/>
+          <w:sz w:val="20"/>
+        </w:rPr>
+      </w:lvl>
+    </w:lvlOverride>
+  </w:num>
+  <w:num w:numId="20" w16cid:durableId="586042610">
+    <w:abstractNumId w:val="12"/>
+    <w:lvlOverride w:ilvl="0">
+      <w:lvl w:ilvl="0">
+        <w:numFmt w:val="bullet"/>
+        <w:lvlText w:val=""/>
+        <w:lvlJc w:val="left"/>
+        <w:pPr>
+          <w:tabs>
+            <w:tab w:val="num" w:pos="720"/>
+          </w:tabs>
+          <w:ind w:left="720" w:hanging="360"/>
+        </w:pPr>
+        <w:rPr>
+          <w:rFonts w:ascii="Wingdings" w:hAnsi="Wingdings" w:hint="default"/>
+          <w:sz w:val="20"/>
+        </w:rPr>
+      </w:lvl>
+    </w:lvlOverride>
+  </w:num>
+  <w:num w:numId="21" w16cid:durableId="917373596">
+    <w:abstractNumId w:val="12"/>
+    <w:lvlOverride w:ilvl="0">
+      <w:lvl w:ilvl="0">
+        <w:numFmt w:val="bullet"/>
+        <w:lvlText w:val=""/>
+        <w:lvlJc w:val="left"/>
+        <w:pPr>
+          <w:tabs>
+            <w:tab w:val="num" w:pos="720"/>
+          </w:tabs>
+          <w:ind w:left="720" w:hanging="360"/>
+        </w:pPr>
+        <w:rPr>
+          <w:rFonts w:ascii="Wingdings" w:hAnsi="Wingdings" w:hint="default"/>
+          <w:sz w:val="20"/>
+        </w:rPr>
+      </w:lvl>
+    </w:lvlOverride>
+  </w:num>
+  <w:num w:numId="22" w16cid:durableId="1539705220">
+    <w:abstractNumId w:val="12"/>
+    <w:lvlOverride w:ilvl="0">
+      <w:lvl w:ilvl="0">
+        <w:numFmt w:val="bullet"/>
+        <w:lvlText w:val=""/>
+        <w:lvlJc w:val="left"/>
+        <w:pPr>
+          <w:tabs>
+            <w:tab w:val="num" w:pos="720"/>
+          </w:tabs>
+          <w:ind w:left="720" w:hanging="360"/>
+        </w:pPr>
+        <w:rPr>
+          <w:rFonts w:ascii="Wingdings" w:hAnsi="Wingdings" w:hint="default"/>
+          <w:sz w:val="20"/>
+        </w:rPr>
+      </w:lvl>
+    </w:lvlOverride>
+  </w:num>
+  <w:num w:numId="23" w16cid:durableId="458569373">
+    <w:abstractNumId w:val="12"/>
+    <w:lvlOverride w:ilvl="0">
+      <w:lvl w:ilvl="0">
+        <w:numFmt w:val="bullet"/>
+        <w:lvlText w:val=""/>
+        <w:lvlJc w:val="left"/>
+        <w:pPr>
+          <w:tabs>
+            <w:tab w:val="num" w:pos="720"/>
+          </w:tabs>
+          <w:ind w:left="720" w:hanging="360"/>
+        </w:pPr>
+        <w:rPr>
+          <w:rFonts w:ascii="Wingdings" w:hAnsi="Wingdings" w:hint="default"/>
+          <w:sz w:val="20"/>
+        </w:rPr>
+      </w:lvl>
+    </w:lvlOverride>
+  </w:num>
+  <w:num w:numId="24" w16cid:durableId="363095776">
+    <w:abstractNumId w:val="12"/>
+    <w:lvlOverride w:ilvl="0">
+      <w:lvl w:ilvl="0">
+        <w:numFmt w:val="bullet"/>
+        <w:lvlText w:val=""/>
+        <w:lvlJc w:val="left"/>
+        <w:pPr>
+          <w:tabs>
+            <w:tab w:val="num" w:pos="720"/>
+          </w:tabs>
+          <w:ind w:left="720" w:hanging="360"/>
+        </w:pPr>
+        <w:rPr>
+          <w:rFonts w:ascii="Wingdings" w:hAnsi="Wingdings" w:hint="default"/>
+          <w:sz w:val="20"/>
+        </w:rPr>
+      </w:lvl>
+    </w:lvlOverride>
+  </w:num>
+  <w:num w:numId="25" w16cid:durableId="2071418036">
+    <w:abstractNumId w:val="11"/>
+    <w:lvlOverride w:ilvl="0">
+      <w:lvl w:ilvl="0">
+        <w:numFmt w:val="bullet"/>
+        <w:lvlText w:val=""/>
+        <w:lvlJc w:val="left"/>
+        <w:pPr>
+          <w:tabs>
+            <w:tab w:val="num" w:pos="720"/>
+          </w:tabs>
+          <w:ind w:left="720" w:hanging="360"/>
+        </w:pPr>
+        <w:rPr>
+          <w:rFonts w:ascii="Wingdings" w:hAnsi="Wingdings" w:hint="default"/>
+          <w:sz w:val="20"/>
+        </w:rPr>
+      </w:lvl>
+    </w:lvlOverride>
+  </w:num>
+  <w:num w:numId="26" w16cid:durableId="1644770697">
+    <w:abstractNumId w:val="11"/>
+    <w:lvlOverride w:ilvl="0">
+      <w:lvl w:ilvl="0">
+        <w:numFmt w:val="bullet"/>
+        <w:lvlText w:val=""/>
+        <w:lvlJc w:val="left"/>
+        <w:pPr>
+          <w:tabs>
+            <w:tab w:val="num" w:pos="720"/>
+          </w:tabs>
+          <w:ind w:left="720" w:hanging="360"/>
+        </w:pPr>
+        <w:rPr>
+          <w:rFonts w:ascii="Wingdings" w:hAnsi="Wingdings" w:hint="default"/>
+          <w:sz w:val="20"/>
+        </w:rPr>
+      </w:lvl>
+    </w:lvlOverride>
+  </w:num>
+  <w:num w:numId="27" w16cid:durableId="1681736779">
+    <w:abstractNumId w:val="11"/>
+    <w:lvlOverride w:ilvl="0">
+      <w:lvl w:ilvl="0">
+        <w:numFmt w:val="bullet"/>
+        <w:lvlText w:val=""/>
+        <w:lvlJc w:val="left"/>
+        <w:pPr>
+          <w:tabs>
+            <w:tab w:val="num" w:pos="720"/>
+          </w:tabs>
+          <w:ind w:left="720" w:hanging="360"/>
+        </w:pPr>
+        <w:rPr>
+          <w:rFonts w:ascii="Wingdings" w:hAnsi="Wingdings" w:hint="default"/>
+          <w:sz w:val="20"/>
+        </w:rPr>
+      </w:lvl>
+    </w:lvlOverride>
+  </w:num>
+  <w:num w:numId="28" w16cid:durableId="927351794">
+    <w:abstractNumId w:val="11"/>
+    <w:lvlOverride w:ilvl="0">
+      <w:lvl w:ilvl="0">
+        <w:numFmt w:val="bullet"/>
+        <w:lvlText w:val=""/>
+        <w:lvlJc w:val="left"/>
+        <w:pPr>
+          <w:tabs>
+            <w:tab w:val="num" w:pos="720"/>
+          </w:tabs>
+          <w:ind w:left="720" w:hanging="360"/>
+        </w:pPr>
+        <w:rPr>
+          <w:rFonts w:ascii="Wingdings" w:hAnsi="Wingdings" w:hint="default"/>
+          <w:sz w:val="20"/>
+        </w:rPr>
+      </w:lvl>
+    </w:lvlOverride>
+  </w:num>
+  <w:num w:numId="29" w16cid:durableId="1788624897">
+    <w:abstractNumId w:val="11"/>
+    <w:lvlOverride w:ilvl="0">
+      <w:lvl w:ilvl="0">
+        <w:numFmt w:val="bullet"/>
+        <w:lvlText w:val=""/>
+        <w:lvlJc w:val="left"/>
+        <w:pPr>
+          <w:tabs>
+            <w:tab w:val="num" w:pos="720"/>
+          </w:tabs>
+          <w:ind w:left="720" w:hanging="360"/>
+        </w:pPr>
+        <w:rPr>
+          <w:rFonts w:ascii="Wingdings" w:hAnsi="Wingdings" w:hint="default"/>
+          <w:sz w:val="20"/>
+        </w:rPr>
+      </w:lvl>
+    </w:lvlOverride>
+  </w:num>
+  <w:num w:numId="30" w16cid:durableId="1096361842">
+    <w:abstractNumId w:val="11"/>
+    <w:lvlOverride w:ilvl="0">
+      <w:lvl w:ilvl="0">
+        <w:numFmt w:val="bullet"/>
+        <w:lvlText w:val=""/>
+        <w:lvlJc w:val="left"/>
+        <w:pPr>
+          <w:tabs>
+            <w:tab w:val="num" w:pos="720"/>
+          </w:tabs>
+          <w:ind w:left="720" w:hanging="360"/>
+        </w:pPr>
+        <w:rPr>
+          <w:rFonts w:ascii="Wingdings" w:hAnsi="Wingdings" w:hint="default"/>
+          <w:sz w:val="20"/>
+        </w:rPr>
+      </w:lvl>
+    </w:lvlOverride>
   </w:num>
 </w:numbering>
 </file>
